--- a/secciones/industria/documento/Mallplaza_Industria_EN.docx
+++ b/secciones/industria/documento/Mallplaza_Industria_EN.docx
@@ -267,7 +267,8 @@
           </w:tcPr>
           <w:p>
             <w:pPr>
-              <w:spacing w:after="30" w:before="20" w:line="228" w:lineRule="auto"/>
+              <w:keepLines/>
+              <w:spacing w:after="20" w:before="20" w:line="240" w:lineRule="auto"/>
             </w:pPr>
             <w:r>
               <w:rPr>
@@ -289,11 +290,9 @@
               </w:rPr>
               <w:t xml:space="preserve">Market share by GLA and concentration, 2Q26</w:t>
             </w:r>
-          </w:p>
-          <w:p>
-            <w:pPr>
-              <w:spacing w:after="20" w:before="0" w:line="240" w:lineRule="auto"/>
-            </w:pPr>
+            <w:r>
+              <w:br/>
+            </w:r>
             <w:r>
               <w:drawing>
                 <wp:inline distT="0" distB="0" distL="0" distR="0">
@@ -334,11 +333,9 @@
                 </wp:inline>
               </w:drawing>
             </w:r>
-          </w:p>
-          <w:p>
-            <w:pPr>
-              <w:spacing w:after="0" w:before="10" w:line="216" w:lineRule="auto"/>
-            </w:pPr>
+            <w:r>
+              <w:br/>
+            </w:r>
             <w:r>
               <w:rPr>
                 <w:rFonts w:ascii="Arial" w:cs="Arial" w:eastAsia="Arial" w:hAnsi="Arial"/>
@@ -364,7 +361,8 @@
           </w:p>
           <w:p>
             <w:pPr>
-              <w:spacing w:after="30" w:before="90" w:line="228" w:lineRule="auto"/>
+              <w:keepLines/>
+              <w:spacing w:after="20" w:before="90" w:line="240" w:lineRule="auto"/>
             </w:pPr>
             <w:r>
               <w:rPr>
@@ -386,11 +384,9 @@
               </w:rPr>
               <w:t xml:space="preserve">New GLA supply in Chile vs expected private consumption, 2026-2028</w:t>
             </w:r>
-          </w:p>
-          <w:p>
-            <w:pPr>
-              <w:spacing w:after="20" w:before="0" w:line="240" w:lineRule="auto"/>
-            </w:pPr>
+            <w:r>
+              <w:br/>
+            </w:r>
             <w:r>
               <w:drawing>
                 <wp:inline distT="0" distB="0" distL="0" distR="0">
@@ -431,11 +427,9 @@
                 </wp:inline>
               </w:drawing>
             </w:r>
-          </w:p>
-          <w:p>
-            <w:pPr>
-              <w:spacing w:after="0" w:before="10" w:line="216" w:lineRule="auto"/>
-            </w:pPr>
+            <w:r>
+              <w:br/>
+            </w:r>
             <w:r>
               <w:rPr>
                 <w:rFonts w:ascii="Arial" w:cs="Arial" w:eastAsia="Arial" w:hAnsi="Arial"/>
@@ -461,24 +455,6 @@
           </w:p>
         </w:tc>
       </w:tr>
-    </w:tbl>
-    <w:tbl>
-      <w:tblPr>
-        <w:tblW w:type="dxa" w:w="10666"/>
-        <w:tblBorders>
-          <w:top w:val="none" w:color="FFFFFF" w:sz="0"/>
-          <w:left w:val="none" w:color="FFFFFF" w:sz="0"/>
-          <w:bottom w:val="none" w:color="FFFFFF" w:sz="0"/>
-          <w:right w:val="none" w:color="FFFFFF" w:sz="0"/>
-          <w:insideH w:val="none" w:color="FFFFFF" w:sz="0"/>
-          <w:insideV w:val="none" w:color="FFFFFF" w:sz="0"/>
-        </w:tblBorders>
-      </w:tblPr>
-      <w:tblGrid>
-        <w:gridCol w:w="6900"/>
-        <w:gridCol w:w="216"/>
-        <w:gridCol w:w="3550"/>
-      </w:tblGrid>
       <w:tr>
         <w:tc>
           <w:tcPr>
@@ -755,7 +731,8 @@
           </w:tcPr>
           <w:p>
             <w:pPr>
-              <w:spacing w:after="30" w:before="20" w:line="228" w:lineRule="auto"/>
+              <w:keepLines/>
+              <w:spacing w:after="20" w:before="20" w:line="240" w:lineRule="auto"/>
             </w:pPr>
             <w:r>
               <w:rPr>
@@ -777,11 +754,9 @@
               </w:rPr>
               <w:t xml:space="preserve">Porter's five forces, 1-5 scale</w:t>
             </w:r>
-          </w:p>
-          <w:p>
-            <w:pPr>
-              <w:spacing w:after="20" w:before="0" w:line="240" w:lineRule="auto"/>
-            </w:pPr>
+            <w:r>
+              <w:br/>
+            </w:r>
             <w:r>
               <w:drawing>
                 <wp:inline distT="0" distB="0" distL="0" distR="0">
@@ -822,11 +797,9 @@
                 </wp:inline>
               </w:drawing>
             </w:r>
-          </w:p>
-          <w:p>
-            <w:pPr>
-              <w:spacing w:after="0" w:before="10" w:line="216" w:lineRule="auto"/>
-            </w:pPr>
+            <w:r>
+              <w:br/>
+            </w:r>
             <w:r>
               <w:rPr>
                 <w:rFonts w:ascii="Arial" w:cs="Arial" w:eastAsia="Arial" w:hAnsi="Arial"/>
@@ -852,7 +825,8 @@
           </w:p>
           <w:p>
             <w:pPr>
-              <w:spacing w:after="30" w:before="90" w:line="228" w:lineRule="auto"/>
+              <w:keepLines/>
+              <w:spacing w:after="20" w:before="90" w:line="240" w:lineRule="auto"/>
             </w:pPr>
             <w:r>
               <w:rPr>
@@ -874,11 +848,9 @@
               </w:rPr>
               <w:t xml:space="preserve">EBITDA per m² of GLA, 2Q26 quarterly (CLP)</w:t>
             </w:r>
-          </w:p>
-          <w:p>
-            <w:pPr>
-              <w:spacing w:after="20" w:before="0" w:line="240" w:lineRule="auto"/>
-            </w:pPr>
+            <w:r>
+              <w:br/>
+            </w:r>
             <w:r>
               <w:drawing>
                 <wp:inline distT="0" distB="0" distL="0" distR="0">
@@ -919,11 +891,9 @@
                 </wp:inline>
               </w:drawing>
             </w:r>
-          </w:p>
-          <w:p>
-            <w:pPr>
-              <w:spacing w:after="0" w:before="10" w:line="216" w:lineRule="auto"/>
-            </w:pPr>
+            <w:r>
+              <w:br/>
+            </w:r>
             <w:r>
               <w:rPr>
                 <w:rFonts w:ascii="Arial" w:cs="Arial" w:eastAsia="Arial" w:hAnsi="Arial"/>
@@ -949,7 +919,8 @@
           </w:p>
           <w:p>
             <w:pPr>
-              <w:spacing w:after="30" w:before="90" w:line="228" w:lineRule="auto"/>
+              <w:keepLines/>
+              <w:spacing w:after="20" w:before="90" w:line="240" w:lineRule="auto"/>
             </w:pPr>
             <w:r>
               <w:rPr>
@@ -971,11 +942,9 @@
               </w:rPr>
               <w:t xml:space="preserve">Lease expiry profile (% of GLA) and weighted average remaining term, 2Q26</w:t>
             </w:r>
-          </w:p>
-          <w:p>
-            <w:pPr>
-              <w:spacing w:after="20" w:before="0" w:line="240" w:lineRule="auto"/>
-            </w:pPr>
+            <w:r>
+              <w:br/>
+            </w:r>
             <w:r>
               <w:drawing>
                 <wp:inline distT="0" distB="0" distL="0" distR="0">
@@ -1016,11 +985,9 @@
                 </wp:inline>
               </w:drawing>
             </w:r>
-          </w:p>
-          <w:p>
-            <w:pPr>
-              <w:spacing w:after="0" w:before="10" w:line="216" w:lineRule="auto"/>
-            </w:pPr>
+            <w:r>
+              <w:br/>
+            </w:r>
             <w:r>
               <w:rPr>
                 <w:rFonts w:ascii="Arial" w:cs="Arial" w:eastAsia="Arial" w:hAnsi="Arial"/>

--- a/secciones/industria/documento/Mallplaza_Industria_EN.docx
+++ b/secciones/industria/documento/Mallplaza_Industria_EN.docx
@@ -106,7 +106,7 @@
                 <w:sz w:val="16"/>
                 <w:szCs w:val="16"/>
               </w:rPr>
-              <w:t xml:space="preserve">Market structure, however, varies from country to country (Figure 2). In Chile, the trio holds 76% of the GLA of the main operators (CR3) and the partial HHI reaches at least 2,126 points, typical of a highly concentrated market, with Mallplaza as leader (33%) followed by Cenco (29%) and Parque Arauco (14%). In Peru and Colombia, by contrast, the trio accounts for only 37% and 13% of GLA, respectively, leadership is held by an outside operator with 29% and 9%, respectively, and Mallplaza ranks second in both markets. Fragmentation is greatest in Colombia, where most shopping centers are strata-titled (multi-owner), which forces professional operators to grow by acquiring single-owner assets, as Mallplaza did with Gran Plaza.</w:t>
+              <w:t xml:space="preserve">Market structure, however, varies from country to country (Figure 2). In Chile, the trio holds 76% of the GLA of the main operators (CR3) and the partial HHI index reaches at least 2,126 points, typical of a highly concentrated market, with Mallplaza as leader (33%) followed by Cenco (29%) and Parque Arauco (14%). In Peru and Colombia, by contrast, the trio accounts for only 37% and 13% of GLA, respectively, leadership is held by an outside operator with 29% and 9%, respectively, and Mallplaza ranks second in both markets. In Peru that leader is Real Plaza (InRetail), with 888,000 m² and 95.5% occupancy, versus Mallplaza's 618,093 m² and 93.8%; even so, Mallplaza generates more EBITDA per m² (S/ 159 versus S/ 148 in 2Q26). Fragmentation is greatest in Colombia, where most shopping centers are strata-titled (multi-owner), which forces professional operators to grow by acquiring single-owner assets, as Mallplaza will do with Gran Plaza (179,667 m², announced acquisition).</w:t>
             </w:r>
           </w:p>
           <w:p>
@@ -125,7 +125,7 @@
                 <w:sz w:val="16"/>
                 <w:szCs w:val="16"/>
               </w:rPr>
-              <w:t xml:space="preserve">NEW SUPPLY IN CHILE GROWS IN LINE WITH CONSUMPTION, WITH PRESSURE IN 2027-2028</w:t>
+              <w:t xml:space="preserve">NEW SUPPLY IN CHILE GROWS BELOW CONSUMPTION, WITH PRESSURE CONCENTRATED IN 2027</w:t>
             </w:r>
           </w:p>
           <w:p>
@@ -142,7 +142,7 @@
                 <w:sz w:val="16"/>
                 <w:szCs w:val="16"/>
               </w:rPr>
-              <w:t xml:space="preserve">Between 2026 and 2028, the trio will add 219,900 m² of organic GLA in Chile that will compete for consumer spending, equivalent to 6.7% of its current GLA; this figure excludes offices and multifamily, which do not depend on consumption, as well as acquisitions, which merely change ownership. Over the same period, the Central Bank of Chile projects cumulative private consumption growth of 6.4% (Figure 3), so new supply is advancing practically in line with expected demand. The timing, however, is uneven: 2026 adds almost no space (+0.2%), and pressure is concentrated in 2027 and 2028, when supply (+2.9% and +3.5%) outpaces consumption (+2.1% and +2.7%).</w:t>
+              <w:t xml:space="preserve">Between 2026 and 2028, the trio will add 219,900 m² of organic GLA in Chile that will compete for consumer spending, equivalent to 5.1% of the industry's GLA in Chile. We estimate that GLA (≈4.3 million m²) by dividing the trio's GLA excluding offices (3.29 million m²) by its 76% share of the main operators' GLA (assumptions in Appendix 7); measuring supply against the trio's own GLA (6.7%) would overstate the pressure, because it leaves out the other operators. The figure excludes offices and multifamily, which do not depend on consumption, as well as acquisitions, which merely change ownership (detail in Appendix 3). Over the same period, the Central Bank of Chile projects cumulative private consumption growth of 6.4% (Figure 3), so new supply is advancing below expected demand. The timing, however, is uneven: 2026 adds almost no space (+0.2%), and pressure is concentrated in 2027, when supply (+2.2%) barely exceeds consumption (+2.1%); in 2028 it falls below it again (+2.6% versus +2.7%). We only measure the trio's supply, whose pipeline is public: if other operators open additional m², the pressure would be greater.</w:t>
             </w:r>
           </w:p>
           <w:p>
@@ -159,7 +159,7 @@
                 <w:sz w:val="16"/>
                 <w:szCs w:val="16"/>
               </w:rPr>
-              <w:t xml:space="preserve">The starting point is challenging, as in 2Q26 real tenant sales of the trio in Chile fell 2.5% YoY. Mallplaza was the only one to grow in real terms (+1.0%), versus declines at Parque Arauco (−1.7%) and Cenco (−5.9%). Even so, tenants continue to demand space, and consolidated occupancy at the three companies has ranged between 93% and 99% since 2Q22, even through the cycle of high inflation and interest rates (Appendix B). Outside Chile, the balance is more comfortable: dated new supply is limited to Mallplaza expansions in Peru (55,800 m²), is practically nil in Colombia, and coexists with Mallplaza same-store sales (SSS) that grew 7.0% in Peru and 9.0% in Colombia in local currency.</w:t>
+              <w:t xml:space="preserve">The starting point is challenging, as in 2Q26 real tenant sales of the trio in Chile fell 2.5% YoY. Mallplaza was the only one to grow in real terms (+1.0%), versus declines at Parque Arauco (−1.7%) and Cenco (−5.9%). Even so, tenants continue to demand space, and consolidated occupancy at the three companies has ranged between 93% and 99% since 2Q22, even through the cycle of high inflation and interest rates (Appendix 4). Outside Chile, the balance is more comfortable: dated new supply is limited to Mallplaza expansions in Peru (55,800 m²), is practically nil in Colombia, and coexists with Mallplaza same-store sales (SSS) that grew 7.0% in Peru and 9.0% in Colombia in local currency.</w:t>
             </w:r>
           </w:p>
           <w:p>
@@ -195,7 +195,7 @@
                 <w:sz w:val="16"/>
                 <w:szCs w:val="16"/>
               </w:rPr>
-              <w:t xml:space="preserve">To assess the industry's attractiveness, we analyze Porter's five forces in each country on a scale of 1 (weak) to 5 (intense) and weight them by Mallplaza's GLA in Chile (62%), Peru (26%) and Colombia (12%) (Figure 4; evidence in Appendix D). The result describes an attractive industry, consistent with EBITDA margins ranging from 71% to 90% across the three operators, in which the only intense force is rivalry.</w:t>
+              <w:t xml:space="preserve">To assess the industry's attractiveness, we analyze Porter's five forces in each country on a scale of 1 (weak) to 5 (intense) and weight them by Mallplaza's GLA in Chile (62%), Peru (26%) and Colombia (12%) (Figure 4; evidence in Appendix 6). The result describes an attractive industry, consistent with EBITDA margins ranging from 71% to 90% across the three operators, in which the only intense force is rivalry.</w:t>
             </w:r>
           </w:p>
           <w:p>
@@ -206,26 +206,13 @@
             <w:r>
               <w:rPr>
                 <w:rFonts w:ascii="Arial" w:cs="Arial" w:eastAsia="Arial" w:hAnsi="Arial"/>
-                <w:b/>
-                <w:bCs/>
-                <w:i w:val="false"/>
-                <w:iCs w:val="false"/>
-                <w:color w:val="14284B"/>
-                <w:sz w:val="16"/>
-                <w:szCs w:val="16"/>
-              </w:rPr>
-              <w:t xml:space="preserve">Rivalry (4)</w:t>
-            </w:r>
-            <w:r>
-              <w:rPr>
-                <w:rFonts w:ascii="Arial" w:cs="Arial" w:eastAsia="Arial" w:hAnsi="Arial"/>
                 <w:i w:val="false"/>
                 <w:iCs w:val="false"/>
                 <w:color w:val="1A1A1A"/>
                 <w:sz w:val="16"/>
                 <w:szCs w:val="16"/>
               </w:rPr>
-              <w:t xml:space="preserve"> is played out not on price but on experience and assets. Mallplaza devotes more than half of its GLA to non-traditional, experience and entertainment formats, Cenco opened QINTO with 30,000 m² of food and dining at Costanera, and Parque Arauco is adding dining floors at Kennedy, while competition to acquire assets is intensifying, with Minka and Plaza Central changing hands in the past year and Parque Arauco announcing the purchase of Quilín and Chicureo. We do not assign the maximum score because the trio's shares in Chile have remained stable since 2Q22 (Appendix C) and margins show no erosion.</w:t>
+              <w:t xml:space="preserve">Rivalry (4) is played out not on price but on experience and assets. There are no signs of a price war: in 2Q26 all three operators raised same-store rents in Chile (Mallplaza +5.4%, Parque Arauco +3.8% and Cenco +0.8%, the latter hit by lower sales-linked variable rent), with 96-99% occupancy that leaves no vacant space to fill with discounts (Appendix 6, table 6.2). Mallplaza devotes more than half of its GLA to non-traditional, experience and entertainment formats, Cenco opened QINTO with 30,000 m² of food and dining at Costanera, and Parque Arauco is adding dining floors at Kennedy, while competition to acquire assets is intensifying, with Minka and Plaza Central changing hands in the past year and Parque Arauco announcing the purchase of Quilín and Chicureo. We do not assign the maximum score because the trio's shares in Chile have remained stable since 2Q22 (Appendix 5) and margins show no erosion.</w:t>
             </w:r>
           </w:p>
         </w:tc>
@@ -296,7 +283,7 @@
             <w:r>
               <w:drawing>
                 <wp:inline distT="0" distB="0" distL="0" distR="0">
-                  <wp:extent cx="2257425" cy="2762250"/>
+                  <wp:extent cx="2257425" cy="1381125"/>
                   <wp:effectExtent t="0" r="0" b="0" l="0"/>
                   <wp:docPr id="1" name="" descr="" title=""/>
                   <wp:cNvGraphicFramePr>
@@ -321,7 +308,7 @@
                         <pic:spPr bwMode="auto">
                           <a:xfrm>
                             <a:off x="0" y="0"/>
-                            <a:ext cx="2257425" cy="2762250"/>
+                            <a:ext cx="2257425" cy="1381125"/>
                           </a:xfrm>
                           <a:prstGeom prst="rect">
                             <a:avLst/>
@@ -619,7 +606,7 @@
                 <w:sz w:val="16"/>
                 <w:szCs w:val="16"/>
               </w:rPr>
-              <w:t xml:space="preserve">Mallplaza turns its scale into the highest EBITDA per m² of the trio, at CLP 59,451 in 2Q26 versus 58,384 at Cenco and 55,738 at Parque Arauco (Figure 5). That advantage stems from high-traffic urban locations, which in Chile received 52.7 million visits in the quarter versus 32.5 million at Cenco, and from monthly sales per m² of CLP 289,788 in Chile, 5.8% higher than a year earlier. The gap with Cenco is narrow and is partly explained by Cenco having added Plaza Central in June, with just one month of EBITDA in the quarter.</w:t>
+              <w:t xml:space="preserve">Mallplaza turns its scale into the highest EBITDA per m² of the trio, at CLP 59,451 in 2Q26 versus 58,384 at Cenco and 55,363 at Parque Arauco (Figure 5). That advantage stems from high-traffic urban locations, which in Chile received 52.7 million visits in the quarter versus 32.5 million at Cenco, and from monthly sales per m² of CLP 289,788 in Chile, 5.8% higher than a year earlier. The gap with Cenco is narrow and is partly explained by Cenco having added Plaza Central in June, with just one month of EBITDA in the quarter.</w:t>
             </w:r>
           </w:p>
           <w:p>
@@ -689,7 +676,7 @@
                 <w:sz w:val="16"/>
                 <w:szCs w:val="16"/>
               </w:rPr>
-              <w:t xml:space="preserve">In an attractive industry, but one with high rivalry and supply that will outpace consumption in 2027-2028, the operators with the most productive assets and the most stable leases will gain share and profitability. Mallplaza leads in scale in Chile and in productivity per m², and is the only one of the trio with growing real sales, which leaves it well positioned to defend its profitability. Its main risk is its exposure to Chile, which accounts for 62% of its GLA and where consumption currently looks weaker.</w:t>
+              <w:t xml:space="preserve">In an attractive industry, but one with high rivalry and supply that will catch up with consumption in 2027, the operators with the most productive assets and the most stable leases will gain share and profitability. Mallplaza leads in scale in Chile and in productivity per m², and is the only one of the trio with growing real sales, which leaves it well positioned to defend its profitability. Its main risk is its exposure to Chile, which accounts for 62% of its GLA and where consumption currently looks weaker.</w:t>
             </w:r>
           </w:p>
         </w:tc>
@@ -820,7 +807,7 @@
                 <w:sz w:val="11"/>
                 <w:szCs w:val="11"/>
               </w:rPr>
-              <w:t xml:space="preserve">team analysis based on 2Q26 reports (Appendix D). 1 = weak force; 5 = intense force.</w:t>
+              <w:t xml:space="preserve">team analysis based on 2Q26 reports (Appendix 6). 1 = weak force; 5 = intense force.</w:t>
             </w:r>
           </w:p>
           <w:p>
